--- a/timeseries/output/reports/Honduras_balance_sheet_cafe.docx
+++ b/timeseries/output/reports/Honduras_balance_sheet_cafe.docx
@@ -70,7 +70,7 @@
         <w:rPr>
           <w:sz w:val="20"/>
         </w:rPr>
-        <w:t>L'El Niño en cours (attendu jusqu'à mars 2027) pilote donc la campagne 2026/27.</w:t>
+        <w:t>L'El Niño en cours pilote donc la campagne 2026/27.</w:t>
       </w:r>
     </w:p>
     <w:p>

--- a/timeseries/output/reports/Honduras_balance_sheet_cafe.docx
+++ b/timeseries/output/reports/Honduras_balance_sheet_cafe.docx
@@ -48,7 +48,7 @@
         <w:rPr>
           <w:sz w:val="20"/>
         </w:rPr>
-        <w:t>Entre 2015/16 et 2025/26, la production est passée de 5 300 à 5 800 (+0.9 % par an) : surface bearing +2.6 % par an, rendement -1.6 % par an. La surface fait la croissance.</w:t>
+        <w:t>Entre 2010/11 et 2025/26, la production est passée de 3 975 à 5 800 (+2.6 % par an) : surface bearing +1.8 % par an, rendement +0.8 % par an. La surface fait la croissance.</w:t>
       </w:r>
     </w:p>
     <w:p>
@@ -1615,7 +1615,7 @@
           <w:i w:val="0"/>
           <w:sz w:val="20"/>
         </w:rPr>
-        <w:t>Décomposition de la croissance 2015/16 → 2025/26 : production +0.9 %/an = surface bearing +2.6 %/an + rendement -1.6 %/an (rendement implicite 22.1 → 18.7 sacs par ha bearing).</w:t>
+        <w:t>Décomposition de la croissance 2010/11 → 2025/26 : production +2.6 %/an = surface bearing +1.8 %/an + rendement +0.8 %/an (rendement implicite 16.7 → 18.7 sacs par ha bearing).</w:t>
       </w:r>
     </w:p>
     <w:p>
@@ -2293,7 +2293,7 @@
       <w:r>
         <w:drawing>
           <wp:inline xmlns:a="http://schemas.openxmlformats.org/drawingml/2006/main" xmlns:pic="http://schemas.openxmlformats.org/drawingml/2006/picture">
-            <wp:extent cx="5760000" cy="2346158"/>
+            <wp:extent cx="5760000" cy="2097915"/>
             <wp:docPr id="4" name="Picture 4"/>
             <wp:cNvGraphicFramePr>
               <a:graphicFrameLocks noChangeAspect="1"/>
@@ -2314,7 +2314,7 @@
                   <pic:spPr>
                     <a:xfrm>
                       <a:off x="0" y="0"/>
-                      <a:ext cx="5760000" cy="2346158"/>
+                      <a:ext cx="5760000" cy="2097915"/>
                     </a:xfrm>
                     <a:prstGeom prst="rect"/>
                   </pic:spPr>

--- a/timeseries/output/reports/Honduras_balance_sheet_cafe.docx
+++ b/timeseries/output/reports/Honduras_balance_sheet_cafe.docx
@@ -2293,7 +2293,7 @@
       <w:r>
         <w:drawing>
           <wp:inline xmlns:a="http://schemas.openxmlformats.org/drawingml/2006/main" xmlns:pic="http://schemas.openxmlformats.org/drawingml/2006/picture">
-            <wp:extent cx="5760000" cy="2097915"/>
+            <wp:extent cx="5760000" cy="1851540"/>
             <wp:docPr id="4" name="Picture 4"/>
             <wp:cNvGraphicFramePr>
               <a:graphicFrameLocks noChangeAspect="1"/>
@@ -2314,7 +2314,7 @@
                   <pic:spPr>
                     <a:xfrm>
                       <a:off x="0" y="0"/>
-                      <a:ext cx="5760000" cy="2097915"/>
+                      <a:ext cx="5760000" cy="1851540"/>
                     </a:xfrm>
                     <a:prstGeom prst="rect"/>
                   </pic:spPr>

--- a/timeseries/output/reports/Honduras_balance_sheet_cafe.docx
+++ b/timeseries/output/reports/Honduras_balance_sheet_cafe.docx
@@ -1718,7 +1718,7 @@
         </w:tc>
         <w:tc>
           <w:tcPr>
-            <w:tcW w:type="dxa" w:w="1814"/>
+            <w:tcW w:type="dxa" w:w="1928"/>
           </w:tcPr>
           <w:p>
             <w:r/>
@@ -1727,13 +1727,13 @@
                 <w:b/>
                 <w:sz w:val="16"/>
               </w:rPr>
-              <w:t>Phase ENSO (ONI)</w:t>
+              <w:t>Épisode ENSO pilote (ONI)</w:t>
             </w:r>
           </w:p>
         </w:tc>
         <w:tc>
           <w:tcPr>
-            <w:tcW w:type="dxa" w:w="4195"/>
+            <w:tcW w:type="dxa" w:w="4082"/>
           </w:tcPr>
           <w:p>
             <w:r/>
@@ -1792,7 +1792,7 @@
         </w:tc>
         <w:tc>
           <w:tcPr>
-            <w:tcW w:type="dxa" w:w="1814"/>
+            <w:tcW w:type="dxa" w:w="1928"/>
           </w:tcPr>
           <w:p>
             <w:r/>
@@ -1800,13 +1800,13 @@
               <w:rPr>
                 <w:sz w:val="16"/>
               </w:rPr>
-              <w:t>neutre (+0.5)</w:t>
+              <w:t>neutre 2019/20 (+0.5)</w:t>
             </w:r>
           </w:p>
         </w:tc>
         <w:tc>
           <w:tcPr>
-            <w:tcW w:type="dxa" w:w="4195"/>
+            <w:tcW w:type="dxa" w:w="4082"/>
           </w:tcPr>
           <w:p>
             <w:r/>
@@ -1863,7 +1863,7 @@
         </w:tc>
         <w:tc>
           <w:tcPr>
-            <w:tcW w:type="dxa" w:w="1814"/>
+            <w:tcW w:type="dxa" w:w="1928"/>
           </w:tcPr>
           <w:p>
             <w:r/>
@@ -1871,13 +1871,13 @@
               <w:rPr>
                 <w:sz w:val="16"/>
               </w:rPr>
-              <w:t>neutre (-0.2)</w:t>
+              <w:t>neutre 2012/13 (-0.2)</w:t>
             </w:r>
           </w:p>
         </w:tc>
         <w:tc>
           <w:tcPr>
-            <w:tcW w:type="dxa" w:w="4195"/>
+            <w:tcW w:type="dxa" w:w="4082"/>
           </w:tcPr>
           <w:p>
             <w:r/>
@@ -1935,7 +1935,7 @@
         </w:tc>
         <w:tc>
           <w:tcPr>
-            <w:tcW w:type="dxa" w:w="1814"/>
+            <w:tcW w:type="dxa" w:w="1928"/>
           </w:tcPr>
           <w:p>
             <w:r/>
@@ -1943,13 +1943,13 @@
               <w:rPr>
                 <w:sz w:val="16"/>
               </w:rPr>
-              <w:t>neutre (-0.3)</w:t>
+              <w:t>neutre 2001/02 (-0.3)</w:t>
             </w:r>
           </w:p>
         </w:tc>
         <w:tc>
           <w:tcPr>
-            <w:tcW w:type="dxa" w:w="4195"/>
+            <w:tcW w:type="dxa" w:w="4082"/>
           </w:tcPr>
           <w:p>
             <w:r/>
@@ -2006,7 +2006,7 @@
         </w:tc>
         <w:tc>
           <w:tcPr>
-            <w:tcW w:type="dxa" w:w="1814"/>
+            <w:tcW w:type="dxa" w:w="1928"/>
           </w:tcPr>
           <w:p>
             <w:r/>
@@ -2014,13 +2014,13 @@
               <w:rPr>
                 <w:sz w:val="16"/>
               </w:rPr>
-              <w:t>La Niña (-1.0)</w:t>
+              <w:t>La Niña 2021/22 (-1.0)</w:t>
             </w:r>
           </w:p>
         </w:tc>
         <w:tc>
           <w:tcPr>
-            <w:tcW w:type="dxa" w:w="4195"/>
+            <w:tcW w:type="dxa" w:w="4082"/>
           </w:tcPr>
           <w:p>
             <w:r/>
@@ -2077,7 +2077,7 @@
         </w:tc>
         <w:tc>
           <w:tcPr>
-            <w:tcW w:type="dxa" w:w="1814"/>
+            <w:tcW w:type="dxa" w:w="1928"/>
           </w:tcPr>
           <w:p>
             <w:r/>
@@ -2085,13 +2085,13 @@
               <w:rPr>
                 <w:sz w:val="16"/>
               </w:rPr>
-              <w:t>La Niña (-1.1)</w:t>
+              <w:t>La Niña 2011/12 (-1.1)</w:t>
             </w:r>
           </w:p>
         </w:tc>
         <w:tc>
           <w:tcPr>
-            <w:tcW w:type="dxa" w:w="4195"/>
+            <w:tcW w:type="dxa" w:w="4082"/>
           </w:tcPr>
           <w:p>
             <w:r/>
@@ -2148,7 +2148,7 @@
         </w:tc>
         <w:tc>
           <w:tcPr>
-            <w:tcW w:type="dxa" w:w="1814"/>
+            <w:tcW w:type="dxa" w:w="1928"/>
           </w:tcPr>
           <w:p>
             <w:r/>
@@ -2156,13 +2156,13 @@
               <w:rPr>
                 <w:sz w:val="16"/>
               </w:rPr>
-              <w:t>La Niña (-1.3)</w:t>
+              <w:t>La Niña 2020/21 (-1.3)</w:t>
             </w:r>
           </w:p>
         </w:tc>
         <w:tc>
           <w:tcPr>
-            <w:tcW w:type="dxa" w:w="4195"/>
+            <w:tcW w:type="dxa" w:w="4082"/>
           </w:tcPr>
           <w:p>
             <w:r/>
@@ -2220,7 +2220,7 @@
         </w:tc>
         <w:tc>
           <w:tcPr>
-            <w:tcW w:type="dxa" w:w="1814"/>
+            <w:tcW w:type="dxa" w:w="1928"/>
           </w:tcPr>
           <w:p>
             <w:r/>
@@ -2228,13 +2228,13 @@
               <w:rPr>
                 <w:sz w:val="16"/>
               </w:rPr>
-              <w:t>La Niña (-0.9)</w:t>
+              <w:t>La Niña 2005/06 (-0.9)</w:t>
             </w:r>
           </w:p>
         </w:tc>
         <w:tc>
           <w:tcPr>
-            <w:tcW w:type="dxa" w:w="4195"/>
+            <w:tcW w:type="dxa" w:w="4082"/>
           </w:tcPr>
           <w:p>
             <w:r/>

--- a/timeseries/output/reports/Honduras_balance_sheet_cafe.docx
+++ b/timeseries/output/reports/Honduras_balance_sheet_cafe.docx
@@ -2293,7 +2293,7 @@
       <w:r>
         <w:drawing>
           <wp:inline xmlns:a="http://schemas.openxmlformats.org/drawingml/2006/main" xmlns:pic="http://schemas.openxmlformats.org/drawingml/2006/picture">
-            <wp:extent cx="5760000" cy="1851540"/>
+            <wp:extent cx="5760000" cy="2193735"/>
             <wp:docPr id="4" name="Picture 4"/>
             <wp:cNvGraphicFramePr>
               <a:graphicFrameLocks noChangeAspect="1"/>
@@ -2314,7 +2314,7 @@
                   <pic:spPr>
                     <a:xfrm>
                       <a:off x="0" y="0"/>
-                      <a:ext cx="5760000" cy="1851540"/>
+                      <a:ext cx="5760000" cy="2193735"/>
                     </a:xfrm>
                     <a:prstGeom prst="rect"/>
                   </pic:spPr>

--- a/timeseries/output/reports/Honduras_balance_sheet_cafe.docx
+++ b/timeseries/output/reports/Honduras_balance_sheet_cafe.docx
@@ -18,7 +18,7 @@
           <w:color w:val="52514E"/>
           <w:sz w:val="18"/>
         </w:rPr>
-        <w:t>Au 16 septembre 2026. Source des chiffres : balance sheet (onglet Honduras), USDA. Classification ENSO : NOAA CPC episode list reproduced from memory (peak ONI approximate); drop the CPC table in data/oni.csv to replace it.</w:t>
+        <w:t>Au 16 septembre 2026. Source des chiffres : balance sheet (onglet Honduras), USDA. Classification ENSO : official ONI/RONI table /home/user/procafe/timeseries/data/oni.csv.</w:t>
       </w:r>
     </w:p>
     <w:p>

--- a/timeseries/output/reports/Honduras_balance_sheet_cafe.docx
+++ b/timeseries/output/reports/Honduras_balance_sheet_cafe.docx
@@ -59,7 +59,7 @@
         <w:rPr>
           <w:sz w:val="20"/>
         </w:rPr>
-        <w:t>El Niño : rendement en moyenne -2.8 % par rapport aux campagnes voisines sur 8 campagnes (62 % d'entre elles sous la moyenne) ; El Niño fort : -4.0 % (4 campagnes, 75 % sous la moyenne). La Niña : +5.3 % (11 campagnes).</w:t>
+        <w:t>El Niño : rendement en moyenne -2.8 % par rapport aux campagnes voisines sur 8 campagnes (62 % d'entre elles sous la moyenne) ; El Niño fort : -2.6 % (5 campagnes, 60 % sous la moyenne). La Niña : +3.5 % (12 campagnes).</w:t>
       </w:r>
     </w:p>
     <w:p>
@@ -1800,7 +1800,7 @@
               <w:rPr>
                 <w:sz w:val="16"/>
               </w:rPr>
-              <w:t>neutre 2019/20 (+0.5)</w:t>
+              <w:t>La Niña 2019/20 (-0.7)</w:t>
             </w:r>
           </w:p>
         </w:tc>
@@ -1871,7 +1871,7 @@
               <w:rPr>
                 <w:sz w:val="16"/>
               </w:rPr>
-              <w:t>neutre 2012/13 (-0.2)</w:t>
+              <w:t>neutre 2012/13 (-0.6)</w:t>
             </w:r>
           </w:p>
         </w:tc>
@@ -2014,7 +2014,7 @@
               <w:rPr>
                 <w:sz w:val="16"/>
               </w:rPr>
-              <w:t>La Niña 2021/22 (-1.0)</w:t>
+              <w:t>La Niña 2021/22 (-1.3)</w:t>
             </w:r>
           </w:p>
         </w:tc>
@@ -2085,7 +2085,7 @@
               <w:rPr>
                 <w:sz w:val="16"/>
               </w:rPr>
-              <w:t>La Niña 2011/12 (-1.1)</w:t>
+              <w:t>La Niña 2011/12 (-1.0)</w:t>
             </w:r>
           </w:p>
         </w:tc>
@@ -2156,7 +2156,7 @@
               <w:rPr>
                 <w:sz w:val="16"/>
               </w:rPr>
-              <w:t>La Niña 2020/21 (-1.3)</w:t>
+              <w:t>La Niña 2020/21 (-1.5)</w:t>
             </w:r>
           </w:p>
         </w:tc>
@@ -2468,7 +2468,7 @@
               <w:rPr>
                 <w:sz w:val="15"/>
               </w:rPr>
-              <w:t>4</w:t>
+              <w:t>5</w:t>
             </w:r>
           </w:p>
         </w:tc>
@@ -2482,7 +2482,7 @@
               <w:rPr>
                 <w:sz w:val="15"/>
               </w:rPr>
-              <w:t>-4.0 %</w:t>
+              <w:t>-2.6 %</w:t>
             </w:r>
           </w:p>
         </w:tc>
@@ -2496,7 +2496,7 @@
               <w:rPr>
                 <w:sz w:val="15"/>
               </w:rPr>
-              <w:t>75 %</w:t>
+              <w:t>60 %</w:t>
             </w:r>
           </w:p>
         </w:tc>
@@ -2510,7 +2510,7 @@
               <w:rPr>
                 <w:sz w:val="15"/>
               </w:rPr>
-              <w:t>-9.1 %</w:t>
+              <w:t>-8.7 %</w:t>
             </w:r>
           </w:p>
         </w:tc>
@@ -2524,7 +2524,7 @@
               <w:rPr>
                 <w:sz w:val="15"/>
               </w:rPr>
-              <w:t>2002/03 2009/10 2015/16 2023/24</w:t>
+              <w:t>2002/03 2009/10 2014/15 2015/16 2023/24</w:t>
             </w:r>
           </w:p>
         </w:tc>
@@ -2640,7 +2640,7 @@
               <w:rPr>
                 <w:sz w:val="15"/>
               </w:rPr>
-              <w:t>5</w:t>
+              <w:t>4</w:t>
             </w:r>
           </w:p>
         </w:tc>
@@ -2654,7 +2654,7 @@
               <w:rPr>
                 <w:sz w:val="15"/>
               </w:rPr>
-              <w:t>-8.3 %</w:t>
+              <w:t>-6.5 %</w:t>
             </w:r>
           </w:p>
         </w:tc>
@@ -2668,7 +2668,7 @@
               <w:rPr>
                 <w:sz w:val="15"/>
               </w:rPr>
-              <w:t>80 %</w:t>
+              <w:t>75 %</w:t>
             </w:r>
           </w:p>
         </w:tc>
@@ -2682,7 +2682,7 @@
               <w:rPr>
                 <w:sz w:val="15"/>
               </w:rPr>
-              <w:t>-8.1 %</w:t>
+              <w:t>-5.1 %</w:t>
             </w:r>
           </w:p>
         </w:tc>
@@ -2696,7 +2696,7 @@
               <w:rPr>
                 <w:sz w:val="15"/>
               </w:rPr>
-              <w:t>2001/02 2003/04 2012/13 2013/14 2019/20</w:t>
+              <w:t>2001/02 2003/04 2012/13 2013/14</w:t>
             </w:r>
           </w:p>
         </w:tc>
@@ -2726,7 +2726,7 @@
               <w:rPr>
                 <w:sz w:val="15"/>
               </w:rPr>
-              <w:t>11</w:t>
+              <w:t>12</w:t>
             </w:r>
           </w:p>
         </w:tc>
@@ -2740,7 +2740,7 @@
               <w:rPr>
                 <w:sz w:val="15"/>
               </w:rPr>
-              <w:t>+5.3 %</w:t>
+              <w:t>+3.5 %</w:t>
             </w:r>
           </w:p>
         </w:tc>
@@ -2754,7 +2754,7 @@
               <w:rPr>
                 <w:sz w:val="15"/>
               </w:rPr>
-              <w:t>45 %</w:t>
+              <w:t>50 %</w:t>
             </w:r>
           </w:p>
         </w:tc>
@@ -2768,7 +2768,7 @@
               <w:rPr>
                 <w:sz w:val="15"/>
               </w:rPr>
-              <w:t>+6.3 %</w:t>
+              <w:t>+4.1 %</w:t>
             </w:r>
           </w:p>
         </w:tc>
@@ -2782,7 +2782,7 @@
               <w:rPr>
                 <w:sz w:val="15"/>
               </w:rPr>
-              <w:t>2005/06 2007/08 2008/09 2010/11 2011/12 2016/17 2017/18 2020/21 2021/22 2022/23 2024/25</w:t>
+              <w:t>2005/06 2007/08 2008/09 2010/11 2011/12 2016/17 2017/18 2019/20 2020/21 2021/22 2022/23 2024/25</w:t>
             </w:r>
           </w:p>
         </w:tc>
@@ -2812,7 +2812,7 @@
               <w:rPr>
                 <w:sz w:val="15"/>
               </w:rPr>
-              <w:t>7</w:t>
+              <w:t>10</w:t>
             </w:r>
           </w:p>
         </w:tc>
@@ -2826,7 +2826,7 @@
               <w:rPr>
                 <w:sz w:val="15"/>
               </w:rPr>
-              <w:t>+5.9 %</w:t>
+              <w:t>+4.2 %</w:t>
             </w:r>
           </w:p>
         </w:tc>
@@ -2840,7 +2840,7 @@
               <w:rPr>
                 <w:sz w:val="15"/>
               </w:rPr>
-              <w:t>43 %</w:t>
+              <w:t>50 %</w:t>
             </w:r>
           </w:p>
         </w:tc>
@@ -2854,7 +2854,7 @@
               <w:rPr>
                 <w:sz w:val="15"/>
               </w:rPr>
-              <w:t>+8.6 %</w:t>
+              <w:t>+6.7 %</w:t>
             </w:r>
           </w:p>
         </w:tc>
@@ -2868,7 +2868,7 @@
               <w:rPr>
                 <w:sz w:val="15"/>
               </w:rPr>
-              <w:t>2007/08 2010/11 2011/12 2017/18 2020/21 2021/22 2022/23</w:t>
+              <w:t>2007/08 2008/09 2010/11 2011/12 2016/17 2017/18 2020/21 2021/22 2022/23 2024/25</w:t>
             </w:r>
           </w:p>
         </w:tc>
@@ -2882,7 +2882,7 @@
           <w:i w:val="0"/>
           <w:sz w:val="20"/>
         </w:rPr>
-        <w:t>Lecture : pour Honduras, El Niño est historiquement négatif pour le rendement (-2.8 %) et La Niña positif (+5.3 %). Avec 8 à 15 campagnes par phase, ce sont des tendances centrales, pas des lois : l'intensité de l'épisode, son calage sur la floraison et l'état du verger font l'écart.</w:t>
+        <w:t>Lecture : pour Honduras, El Niño est historiquement négatif pour le rendement (-2.8 %) et La Niña positif (+3.5 %). Avec 8 à 15 campagnes par phase, ce sont des tendances centrales, pas des lois : l'intensité de l'épisode, son calage sur la floraison et l'état du verger font l'écart.</w:t>
       </w:r>
     </w:p>
     <w:p>
@@ -2902,7 +2902,7 @@
           <w:i w:val="0"/>
           <w:sz w:val="20"/>
         </w:rPr>
-        <w:t>Campagne pilotée : 2026/27. Point de départ (modèle, ON/OFF connu pour le Brésil) : 6 030 ; avec l'effet El Niño moyen (-5.5 %) : 5 695 ; avec l'effet des El Niño forts (-9.1 %) : 5 482 (milliers de sacs).</w:t>
+        <w:t>Campagne pilotée : 2026/27. Point de départ (modèle, ON/OFF connu pour le Brésil) : 6 030 ; avec l'effet El Niño moyen (-5.5 %) : 5 695 ; avec l'effet des El Niño forts (-8.7 %) : 5 507 (milliers de sacs).</w:t>
       </w:r>
     </w:p>
     <w:p>

--- a/timeseries/output/reports/Honduras_balance_sheet_cafe.docx
+++ b/timeseries/output/reports/Honduras_balance_sheet_cafe.docx
@@ -2454,7 +2454,7 @@
               <w:rPr>
                 <w:sz w:val="15"/>
               </w:rPr>
-              <w:t>El Niño fort (|ONI| ≥ 1)</w:t>
+              <w:t>El Niño fort (≥ 1,6)</w:t>
             </w:r>
           </w:p>
         </w:tc>
@@ -2468,7 +2468,7 @@
               <w:rPr>
                 <w:sz w:val="15"/>
               </w:rPr>
-              <w:t>5</w:t>
+              <w:t>1</w:t>
             </w:r>
           </w:p>
         </w:tc>
@@ -2482,7 +2482,7 @@
               <w:rPr>
                 <w:sz w:val="15"/>
               </w:rPr>
-              <w:t>-2.6 %</w:t>
+              <w:t>-7.5 %</w:t>
             </w:r>
           </w:p>
         </w:tc>
@@ -2496,7 +2496,7 @@
               <w:rPr>
                 <w:sz w:val="15"/>
               </w:rPr>
-              <w:t>60 %</w:t>
+              <w:t>100 %</w:t>
             </w:r>
           </w:p>
         </w:tc>
@@ -2510,7 +2510,7 @@
               <w:rPr>
                 <w:sz w:val="15"/>
               </w:rPr>
-              <w:t>-8.7 %</w:t>
+              <w:t>-13.9 %</w:t>
             </w:r>
           </w:p>
         </w:tc>
@@ -2524,7 +2524,7 @@
               <w:rPr>
                 <w:sz w:val="15"/>
               </w:rPr>
-              <w:t>2002/03 2009/10 2014/15 2015/16 2023/24</w:t>
+              <w:t>2015/16</w:t>
             </w:r>
           </w:p>
         </w:tc>
@@ -2540,7 +2540,7 @@
               <w:rPr>
                 <w:sz w:val="15"/>
               </w:rPr>
-              <w:t>El Niño</w:t>
+              <w:t>El Niño (0,5 à 1,5)</w:t>
             </w:r>
           </w:p>
         </w:tc>
@@ -2554,7 +2554,7 @@
               <w:rPr>
                 <w:sz w:val="15"/>
               </w:rPr>
-              <w:t>8</w:t>
+              <w:t>7</w:t>
             </w:r>
           </w:p>
         </w:tc>
@@ -2568,7 +2568,7 @@
               <w:rPr>
                 <w:sz w:val="15"/>
               </w:rPr>
-              <w:t>-2.8 %</w:t>
+              <w:t>-2.1 %</w:t>
             </w:r>
           </w:p>
         </w:tc>
@@ -2582,7 +2582,7 @@
               <w:rPr>
                 <w:sz w:val="15"/>
               </w:rPr>
-              <w:t>62 %</w:t>
+              <w:t>57 %</w:t>
             </w:r>
           </w:p>
         </w:tc>
@@ -2596,7 +2596,7 @@
               <w:rPr>
                 <w:sz w:val="15"/>
               </w:rPr>
-              <w:t>-5.5 %</w:t>
+              <w:t>-4.4 %</w:t>
             </w:r>
           </w:p>
         </w:tc>
@@ -2610,7 +2610,7 @@
               <w:rPr>
                 <w:sz w:val="15"/>
               </w:rPr>
-              <w:t>2002/03 2004/05 2006/07 2009/10 2014/15 2015/16 2018/19 2023/24</w:t>
+              <w:t>2002/03 2004/05 2006/07 2009/10 2014/15 2018/19 2023/24</w:t>
             </w:r>
           </w:p>
         </w:tc>
@@ -2726,7 +2726,7 @@
               <w:rPr>
                 <w:sz w:val="15"/>
               </w:rPr>
-              <w:t>12</w:t>
+              <w:t>10</w:t>
             </w:r>
           </w:p>
         </w:tc>
@@ -2740,7 +2740,7 @@
               <w:rPr>
                 <w:sz w:val="15"/>
               </w:rPr>
-              <w:t>+3.5 %</w:t>
+              <w:t>+4.8 %</w:t>
             </w:r>
           </w:p>
         </w:tc>
@@ -2754,7 +2754,7 @@
               <w:rPr>
                 <w:sz w:val="15"/>
               </w:rPr>
-              <w:t>50 %</w:t>
+              <w:t>40 %</w:t>
             </w:r>
           </w:p>
         </w:tc>
@@ -2768,7 +2768,7 @@
               <w:rPr>
                 <w:sz w:val="15"/>
               </w:rPr>
-              <w:t>+4.1 %</w:t>
+              <w:t>+5.0 %</w:t>
             </w:r>
           </w:p>
         </w:tc>
@@ -2782,7 +2782,7 @@
               <w:rPr>
                 <w:sz w:val="15"/>
               </w:rPr>
-              <w:t>2005/06 2007/08 2008/09 2010/11 2011/12 2016/17 2017/18 2019/20 2020/21 2021/22 2022/23 2024/25</w:t>
+              <w:t>2005/06 2008/09 2011/12 2016/17 2017/18 2019/20 2020/21 2021/22 2022/23 2024/25</w:t>
             </w:r>
           </w:p>
         </w:tc>
@@ -2798,7 +2798,7 @@
               <w:rPr>
                 <w:sz w:val="15"/>
               </w:rPr>
-              <w:t>La Niña forte (|ONI| ≥ 1)</w:t>
+              <w:t>La Niña forte (≤ −1,6)</w:t>
             </w:r>
           </w:p>
         </w:tc>
@@ -2812,7 +2812,7 @@
               <w:rPr>
                 <w:sz w:val="15"/>
               </w:rPr>
-              <w:t>10</w:t>
+              <w:t>2</w:t>
             </w:r>
           </w:p>
         </w:tc>
@@ -2826,7 +2826,7 @@
               <w:rPr>
                 <w:sz w:val="15"/>
               </w:rPr>
-              <w:t>+4.2 %</w:t>
+              <w:t>-3.3 %</w:t>
             </w:r>
           </w:p>
         </w:tc>
@@ -2840,7 +2840,7 @@
               <w:rPr>
                 <w:sz w:val="15"/>
               </w:rPr>
-              <w:t>50 %</w:t>
+              <w:t>100 %</w:t>
             </w:r>
           </w:p>
         </w:tc>
@@ -2854,7 +2854,7 @@
               <w:rPr>
                 <w:sz w:val="15"/>
               </w:rPr>
-              <w:t>+6.7 %</w:t>
+              <w:t>-0.3 %</w:t>
             </w:r>
           </w:p>
         </w:tc>
@@ -2868,7 +2868,7 @@
               <w:rPr>
                 <w:sz w:val="15"/>
               </w:rPr>
-              <w:t>2007/08 2008/09 2010/11 2011/12 2016/17 2017/18 2020/21 2021/22 2022/23 2024/25</w:t>
+              <w:t>2007/08 2010/11</w:t>
             </w:r>
           </w:p>
         </w:tc>

--- a/timeseries/output/reports/Honduras_balance_sheet_cafe.docx
+++ b/timeseries/output/reports/Honduras_balance_sheet_cafe.docx
@@ -2540,7 +2540,7 @@
               <w:rPr>
                 <w:sz w:val="15"/>
               </w:rPr>
-              <w:t>El Niño (0,5 à 1,5)</w:t>
+              <w:t>El Niño (0,5 à 1,6)</w:t>
             </w:r>
           </w:p>
         </w:tc>

--- a/timeseries/output/reports/Honduras_balance_sheet_cafe.docx
+++ b/timeseries/output/reports/Honduras_balance_sheet_cafe.docx
@@ -2333,7 +2333,7 @@
           <w:color w:val="52514E"/>
           <w:sz w:val="16"/>
         </w:rPr>
-        <w:t>Figure 5. Écart moyen du rendement et de la production par phase ENSO.</w:t>
+        <w:t>Figure 5. Variation annuelle moyenne du rendement et de la production par phase ENSO.</w:t>
       </w:r>
     </w:p>
     <w:tbl>
@@ -2384,7 +2384,7 @@
         </w:tc>
         <w:tc>
           <w:tcPr>
-            <w:tcW w:type="dxa" w:w="1361"/>
+            <w:tcW w:type="dxa" w:w="1474"/>
           </w:tcPr>
           <w:p>
             <w:r/>
@@ -2393,22 +2393,7 @@
                 <w:b/>
                 <w:sz w:val="15"/>
               </w:rPr>
-              <w:t>Rendement : écart moyen</w:t>
-            </w:r>
-          </w:p>
-        </w:tc>
-        <w:tc>
-          <w:tcPr>
-            <w:tcW w:type="dxa" w:w="1134"/>
-          </w:tcPr>
-          <w:p>
-            <w:r/>
-            <w:r>
-              <w:rPr>
-                <w:b/>
-                <w:sz w:val="15"/>
-              </w:rPr>
-              <w:t>% sous la moyenne</w:t>
+              <w:t>Rendement : variation annuelle moyenne</w:t>
             </w:r>
           </w:p>
         </w:tc>
@@ -2423,13 +2408,28 @@
                 <w:b/>
                 <w:sz w:val="15"/>
               </w:rPr>
-              <w:t>Production : écart moyen</w:t>
+              <w:t>Rendement : écart aux voisines</w:t>
             </w:r>
           </w:p>
         </w:tc>
         <w:tc>
           <w:tcPr>
-            <w:tcW w:type="dxa" w:w="3402"/>
+            <w:tcW w:type="dxa" w:w="1474"/>
+          </w:tcPr>
+          <w:p>
+            <w:r/>
+            <w:r>
+              <w:rPr>
+                <w:b/>
+                <w:sz w:val="15"/>
+              </w:rPr>
+              <w:t>Production : variation annuelle moyenne</w:t>
+            </w:r>
+          </w:p>
+        </w:tc>
+        <w:tc>
+          <w:tcPr>
+            <w:tcW w:type="dxa" w:w="2948"/>
           </w:tcPr>
           <w:p>
             <w:r/>
@@ -2474,6 +2474,20 @@
         </w:tc>
         <w:tc>
           <w:tcPr>
+            <w:tcW w:type="dxa" w:w="1474"/>
+          </w:tcPr>
+          <w:p>
+            <w:r/>
+            <w:r>
+              <w:rPr>
+                <w:sz w:val="15"/>
+              </w:rPr>
+              <w:t>-1.7 %</w:t>
+            </w:r>
+          </w:p>
+        </w:tc>
+        <w:tc>
+          <w:tcPr>
             <w:tcW w:type="dxa" w:w="1361"/>
           </w:tcPr>
           <w:p>
@@ -2488,7 +2502,7 @@
         </w:tc>
         <w:tc>
           <w:tcPr>
-            <w:tcW w:type="dxa" w:w="1134"/>
+            <w:tcW w:type="dxa" w:w="1474"/>
           </w:tcPr>
           <w:p>
             <w:r/>
@@ -2496,27 +2510,13 @@
               <w:rPr>
                 <w:sz w:val="15"/>
               </w:rPr>
-              <w:t>100 %</w:t>
+              <w:t>+3.9 %</w:t>
             </w:r>
           </w:p>
         </w:tc>
         <w:tc>
           <w:tcPr>
-            <w:tcW w:type="dxa" w:w="1361"/>
-          </w:tcPr>
-          <w:p>
-            <w:r/>
-            <w:r>
-              <w:rPr>
-                <w:sz w:val="15"/>
-              </w:rPr>
-              <w:t>-13.9 %</w:t>
-            </w:r>
-          </w:p>
-        </w:tc>
-        <w:tc>
-          <w:tcPr>
-            <w:tcW w:type="dxa" w:w="3402"/>
+            <w:tcW w:type="dxa" w:w="2948"/>
           </w:tcPr>
           <w:p>
             <w:r/>
@@ -2560,6 +2560,20 @@
         </w:tc>
         <w:tc>
           <w:tcPr>
+            <w:tcW w:type="dxa" w:w="1474"/>
+          </w:tcPr>
+          <w:p>
+            <w:r/>
+            <w:r>
+              <w:rPr>
+                <w:sz w:val="15"/>
+              </w:rPr>
+              <w:t>-0.7 %</w:t>
+            </w:r>
+          </w:p>
+        </w:tc>
+        <w:tc>
+          <w:tcPr>
             <w:tcW w:type="dxa" w:w="1361"/>
           </w:tcPr>
           <w:p>
@@ -2574,7 +2588,7 @@
         </w:tc>
         <w:tc>
           <w:tcPr>
-            <w:tcW w:type="dxa" w:w="1134"/>
+            <w:tcW w:type="dxa" w:w="1474"/>
           </w:tcPr>
           <w:p>
             <w:r/>
@@ -2582,27 +2596,13 @@
               <w:rPr>
                 <w:sz w:val="15"/>
               </w:rPr>
-              <w:t>57 %</w:t>
+              <w:t>+0.7 %</w:t>
             </w:r>
           </w:p>
         </w:tc>
         <w:tc>
           <w:tcPr>
-            <w:tcW w:type="dxa" w:w="1361"/>
-          </w:tcPr>
-          <w:p>
-            <w:r/>
-            <w:r>
-              <w:rPr>
-                <w:sz w:val="15"/>
-              </w:rPr>
-              <w:t>-4.4 %</w:t>
-            </w:r>
-          </w:p>
-        </w:tc>
-        <w:tc>
-          <w:tcPr>
-            <w:tcW w:type="dxa" w:w="3402"/>
+            <w:tcW w:type="dxa" w:w="2948"/>
           </w:tcPr>
           <w:p>
             <w:r/>
@@ -2646,6 +2646,20 @@
         </w:tc>
         <w:tc>
           <w:tcPr>
+            <w:tcW w:type="dxa" w:w="1474"/>
+          </w:tcPr>
+          <w:p>
+            <w:r/>
+            <w:r>
+              <w:rPr>
+                <w:sz w:val="15"/>
+              </w:rPr>
+              <w:t>-0.8 %</w:t>
+            </w:r>
+          </w:p>
+        </w:tc>
+        <w:tc>
+          <w:tcPr>
             <w:tcW w:type="dxa" w:w="1361"/>
           </w:tcPr>
           <w:p>
@@ -2660,7 +2674,7 @@
         </w:tc>
         <w:tc>
           <w:tcPr>
-            <w:tcW w:type="dxa" w:w="1134"/>
+            <w:tcW w:type="dxa" w:w="1474"/>
           </w:tcPr>
           <w:p>
             <w:r/>
@@ -2668,27 +2682,13 @@
               <w:rPr>
                 <w:sz w:val="15"/>
               </w:rPr>
-              <w:t>75 %</w:t>
+              <w:t>-6.6 %</w:t>
             </w:r>
           </w:p>
         </w:tc>
         <w:tc>
           <w:tcPr>
-            <w:tcW w:type="dxa" w:w="1361"/>
-          </w:tcPr>
-          <w:p>
-            <w:r/>
-            <w:r>
-              <w:rPr>
-                <w:sz w:val="15"/>
-              </w:rPr>
-              <w:t>-5.1 %</w:t>
-            </w:r>
-          </w:p>
-        </w:tc>
-        <w:tc>
-          <w:tcPr>
-            <w:tcW w:type="dxa" w:w="3402"/>
+            <w:tcW w:type="dxa" w:w="2948"/>
           </w:tcPr>
           <w:p>
             <w:r/>
@@ -2732,6 +2732,20 @@
         </w:tc>
         <w:tc>
           <w:tcPr>
+            <w:tcW w:type="dxa" w:w="1474"/>
+          </w:tcPr>
+          <w:p>
+            <w:r/>
+            <w:r>
+              <w:rPr>
+                <w:sz w:val="15"/>
+              </w:rPr>
+              <w:t>+6.2 %</w:t>
+            </w:r>
+          </w:p>
+        </w:tc>
+        <w:tc>
+          <w:tcPr>
             <w:tcW w:type="dxa" w:w="1361"/>
           </w:tcPr>
           <w:p>
@@ -2746,7 +2760,7 @@
         </w:tc>
         <w:tc>
           <w:tcPr>
-            <w:tcW w:type="dxa" w:w="1134"/>
+            <w:tcW w:type="dxa" w:w="1474"/>
           </w:tcPr>
           <w:p>
             <w:r/>
@@ -2754,27 +2768,13 @@
               <w:rPr>
                 <w:sz w:val="15"/>
               </w:rPr>
-              <w:t>40 %</w:t>
+              <w:t>+9.5 %</w:t>
             </w:r>
           </w:p>
         </w:tc>
         <w:tc>
           <w:tcPr>
-            <w:tcW w:type="dxa" w:w="1361"/>
-          </w:tcPr>
-          <w:p>
-            <w:r/>
-            <w:r>
-              <w:rPr>
-                <w:sz w:val="15"/>
-              </w:rPr>
-              <w:t>+5.0 %</w:t>
-            </w:r>
-          </w:p>
-        </w:tc>
-        <w:tc>
-          <w:tcPr>
-            <w:tcW w:type="dxa" w:w="3402"/>
+            <w:tcW w:type="dxa" w:w="2948"/>
           </w:tcPr>
           <w:p>
             <w:r/>
@@ -2818,6 +2818,20 @@
         </w:tc>
         <w:tc>
           <w:tcPr>
+            <w:tcW w:type="dxa" w:w="1474"/>
+          </w:tcPr>
+          <w:p>
+            <w:r/>
+            <w:r>
+              <w:rPr>
+                <w:sz w:val="15"/>
+              </w:rPr>
+              <w:t>+5.3 %</w:t>
+            </w:r>
+          </w:p>
+        </w:tc>
+        <w:tc>
+          <w:tcPr>
             <w:tcW w:type="dxa" w:w="1361"/>
           </w:tcPr>
           <w:p>
@@ -2832,7 +2846,7 @@
         </w:tc>
         <w:tc>
           <w:tcPr>
-            <w:tcW w:type="dxa" w:w="1134"/>
+            <w:tcW w:type="dxa" w:w="1474"/>
           </w:tcPr>
           <w:p>
             <w:r/>
@@ -2840,27 +2854,13 @@
               <w:rPr>
                 <w:sz w:val="15"/>
               </w:rPr>
-              <w:t>100 %</w:t>
+              <w:t>+8.6 %</w:t>
             </w:r>
           </w:p>
         </w:tc>
         <w:tc>
           <w:tcPr>
-            <w:tcW w:type="dxa" w:w="1361"/>
-          </w:tcPr>
-          <w:p>
-            <w:r/>
-            <w:r>
-              <w:rPr>
-                <w:sz w:val="15"/>
-              </w:rPr>
-              <w:t>-0.3 %</w:t>
-            </w:r>
-          </w:p>
-        </w:tc>
-        <w:tc>
-          <w:tcPr>
-            <w:tcW w:type="dxa" w:w="3402"/>
+            <w:tcW w:type="dxa" w:w="2948"/>
           </w:tcPr>
           <w:p>
             <w:r/>
@@ -2879,10 +2879,21 @@
       <w:r>
         <w:rPr>
           <w:b w:val="0"/>
+          <w:i/>
+          <w:color w:val="52514E"/>
+          <w:sz w:val="16"/>
+        </w:rPr>
+        <w:t>Variation annuelle = campagne N contre N−1 ; écart aux voisines = campagne N contre la moyenne des deux campagnes d'avant et des deux d'après (cycle ON/OFF retiré au Brésil). Au Brésil la variation annuelle porte le cycle : une classe composée surtout d'années ON affiche une hausse mécanique, et inversement.</w:t>
+      </w:r>
+    </w:p>
+    <w:p>
+      <w:r>
+        <w:rPr>
+          <w:b w:val="0"/>
           <w:i w:val="0"/>
           <w:sz w:val="20"/>
         </w:rPr>
-        <w:t>Lecture : pour Honduras, El Niño est historiquement négatif pour le rendement (-2.8 %) et La Niña positif (+3.5 %). Avec 8 à 15 campagnes par phase, ce sont des tendances centrales, pas des lois : l'intensité de l'épisode, son calage sur la floraison et l'état du verger font l'écart.</w:t>
+        <w:t>Lecture : pour Honduras, El Niño est historiquement neutre pour le rendement (variation annuelle moyenne -0.8 %, écart aux voisines -2.8 %) et La Niña positif (+6.1 %, écart +3.5 %). Avec 8 à 15 campagnes par phase, ce sont des tendances centrales, pas des lois : l'intensité de l'épisode, son calage sur la floraison et l'état du verger font l'écart.</w:t>
       </w:r>
     </w:p>
     <w:p>

--- a/timeseries/output/reports/Honduras_balance_sheet_cafe.docx
+++ b/timeseries/output/reports/Honduras_balance_sheet_cafe.docx
@@ -2726,7 +2726,7 @@
               <w:rPr>
                 <w:sz w:val="15"/>
               </w:rPr>
-              <w:t>10</w:t>
+              <w:t>12</w:t>
             </w:r>
           </w:p>
         </w:tc>
@@ -2740,7 +2740,7 @@
               <w:rPr>
                 <w:sz w:val="15"/>
               </w:rPr>
-              <w:t>+6.2 %</w:t>
+              <w:t>+6.1 %</w:t>
             </w:r>
           </w:p>
         </w:tc>
@@ -2754,7 +2754,7 @@
               <w:rPr>
                 <w:sz w:val="15"/>
               </w:rPr>
-              <w:t>+4.8 %</w:t>
+              <w:t>+3.5 %</w:t>
             </w:r>
           </w:p>
         </w:tc>
@@ -2768,7 +2768,7 @@
               <w:rPr>
                 <w:sz w:val="15"/>
               </w:rPr>
-              <w:t>+9.5 %</w:t>
+              <w:t>+9.3 %</w:t>
             </w:r>
           </w:p>
         </w:tc>
@@ -2782,93 +2782,7 @@
               <w:rPr>
                 <w:sz w:val="15"/>
               </w:rPr>
-              <w:t>2005/06 2008/09 2011/12 2016/17 2017/18 2019/20 2020/21 2021/22 2022/23 2024/25</w:t>
-            </w:r>
-          </w:p>
-        </w:tc>
-      </w:tr>
-      <w:tr>
-        <w:tc>
-          <w:tcPr>
-            <w:tcW w:type="dxa" w:w="1814"/>
-          </w:tcPr>
-          <w:p>
-            <w:r/>
-            <w:r>
-              <w:rPr>
-                <w:sz w:val="15"/>
-              </w:rPr>
-              <w:t>La Niña forte (≤ −1,6)</w:t>
-            </w:r>
-          </w:p>
-        </w:tc>
-        <w:tc>
-          <w:tcPr>
-            <w:tcW w:type="dxa" w:w="567"/>
-          </w:tcPr>
-          <w:p>
-            <w:r/>
-            <w:r>
-              <w:rPr>
-                <w:sz w:val="15"/>
-              </w:rPr>
-              <w:t>2</w:t>
-            </w:r>
-          </w:p>
-        </w:tc>
-        <w:tc>
-          <w:tcPr>
-            <w:tcW w:type="dxa" w:w="1474"/>
-          </w:tcPr>
-          <w:p>
-            <w:r/>
-            <w:r>
-              <w:rPr>
-                <w:sz w:val="15"/>
-              </w:rPr>
-              <w:t>+5.3 %</w:t>
-            </w:r>
-          </w:p>
-        </w:tc>
-        <w:tc>
-          <w:tcPr>
-            <w:tcW w:type="dxa" w:w="1361"/>
-          </w:tcPr>
-          <w:p>
-            <w:r/>
-            <w:r>
-              <w:rPr>
-                <w:sz w:val="15"/>
-              </w:rPr>
-              <w:t>-3.3 %</w:t>
-            </w:r>
-          </w:p>
-        </w:tc>
-        <w:tc>
-          <w:tcPr>
-            <w:tcW w:type="dxa" w:w="1474"/>
-          </w:tcPr>
-          <w:p>
-            <w:r/>
-            <w:r>
-              <w:rPr>
-                <w:sz w:val="15"/>
-              </w:rPr>
-              <w:t>+8.6 %</w:t>
-            </w:r>
-          </w:p>
-        </w:tc>
-        <w:tc>
-          <w:tcPr>
-            <w:tcW w:type="dxa" w:w="2948"/>
-          </w:tcPr>
-          <w:p>
-            <w:r/>
-            <w:r>
-              <w:rPr>
-                <w:sz w:val="15"/>
-              </w:rPr>
-              <w:t>2007/08 2010/11</w:t>
+              <w:t>2005/06 2007/08 2008/09 2010/11 2011/12 2016/17 2017/18 2019/20 2020/21 2021/22 2022/23 2024/25</w:t>
             </w:r>
           </w:p>
         </w:tc>
